--- a/Отчёты/Отчет по практической №1 Курбанов.docx
+++ b/Отчёты/Отчет по практической №1 Курбанов.docx
@@ -56,17 +56,7 @@
           <w:b/>
           <w:color w:val="000000"/>
         </w:rPr>
-        <w:t>«Саратовский архитектурно -</w:t>
-      </w:r>
-      <w:bookmarkStart w:id="0" w:name="_GoBack"/>
-      <w:bookmarkEnd w:id="0"/>
-      <w:r>
-        <w:rPr>
-          <w:rFonts w:ascii="Times New Roman" w:eastAsia="Calibri" w:hAnsi="Times New Roman" w:cs="Times New Roman"/>
-          <w:b/>
-          <w:color w:val="000000"/>
-        </w:rPr>
-        <w:t xml:space="preserve"> строительный колледж»</w:t>
+        <w:t>«Саратовский архитектурно - строительный колледж»</w:t>
       </w:r>
     </w:p>
     <w:p>
@@ -543,6 +533,7 @@
           <w:color w:val="000000"/>
           <w:sz w:val="28"/>
           <w:szCs w:val="28"/>
+          <w:lang w:val="en-US"/>
         </w:rPr>
       </w:pPr>
       <w:r>
@@ -552,7 +543,36 @@
           <w:sz w:val="28"/>
           <w:szCs w:val="28"/>
         </w:rPr>
-        <w:t>по дисциплине: МДК 03.01</w:t>
+        <w:t>по дисциплине: МДК 0</w:t>
+      </w:r>
+      <w:r>
+        <w:rPr>
+          <w:rFonts w:ascii="Times New Roman" w:eastAsia="Calibri" w:hAnsi="Times New Roman" w:cs="Times New Roman"/>
+          <w:color w:val="000000"/>
+          <w:sz w:val="28"/>
+          <w:szCs w:val="28"/>
+          <w:lang w:val="en-US"/>
+        </w:rPr>
+        <w:t>6</w:t>
+      </w:r>
+      <w:r>
+        <w:rPr>
+          <w:rFonts w:ascii="Times New Roman" w:eastAsia="Calibri" w:hAnsi="Times New Roman" w:cs="Times New Roman"/>
+          <w:color w:val="000000"/>
+          <w:sz w:val="28"/>
+          <w:szCs w:val="28"/>
+        </w:rPr>
+        <w:t>.0</w:t>
+      </w:r>
+      <w:r>
+        <w:rPr>
+          <w:rFonts w:ascii="Times New Roman" w:eastAsia="Calibri" w:hAnsi="Times New Roman" w:cs="Times New Roman"/>
+          <w:color w:val="000000"/>
+          <w:sz w:val="28"/>
+          <w:szCs w:val="28"/>
+          <w:lang w:val="en-US"/>
+        </w:rPr>
+        <w:t>4</w:t>
       </w:r>
     </w:p>
     <w:p>
@@ -7051,13 +7071,47 @@
         </w:rPr>
         <w:br/>
       </w:r>
-      <w:r>
-        <w:rPr>
-          <w:color w:val="A9B7C6"/>
-          <w:lang w:val="en-US"/>
-        </w:rPr>
-        <w:t>train_dataset = TensorDataset (X_train_tensor</w:t>
-      </w:r>
+      <w:proofErr w:type="spellStart"/>
+      <w:r>
+        <w:rPr>
+          <w:color w:val="A9B7C6"/>
+          <w:lang w:val="en-US"/>
+        </w:rPr>
+        <w:t>train_dataset</w:t>
+      </w:r>
+      <w:proofErr w:type="spellEnd"/>
+      <w:r>
+        <w:rPr>
+          <w:color w:val="A9B7C6"/>
+          <w:lang w:val="en-US"/>
+        </w:rPr>
+        <w:t xml:space="preserve"> = </w:t>
+      </w:r>
+      <w:proofErr w:type="spellStart"/>
+      <w:r>
+        <w:rPr>
+          <w:color w:val="A9B7C6"/>
+          <w:lang w:val="en-US"/>
+        </w:rPr>
+        <w:t>TensorDataset</w:t>
+      </w:r>
+      <w:proofErr w:type="spellEnd"/>
+      <w:r>
+        <w:rPr>
+          <w:color w:val="A9B7C6"/>
+          <w:lang w:val="en-US"/>
+        </w:rPr>
+        <w:t xml:space="preserve"> (</w:t>
+      </w:r>
+      <w:proofErr w:type="spellStart"/>
+      <w:r>
+        <w:rPr>
+          <w:color w:val="A9B7C6"/>
+          <w:lang w:val="en-US"/>
+        </w:rPr>
+        <w:t>X_train_tensor</w:t>
+      </w:r>
+      <w:proofErr w:type="spellEnd"/>
       <w:r>
         <w:rPr>
           <w:color w:val="CC7832"/>
@@ -7065,21 +7119,70 @@
         </w:rPr>
         <w:t xml:space="preserve">, </w:t>
       </w:r>
-      <w:r>
-        <w:rPr>
-          <w:color w:val="A9B7C6"/>
-          <w:lang w:val="en-US"/>
-        </w:rPr>
-        <w:t>y_train_tensor)</w:t>
-      </w:r>
-      <w:r>
-        <w:rPr>
-          <w:color w:val="A9B7C6"/>
-          <w:lang w:val="en-US"/>
-        </w:rPr>
-        <w:br/>
-        <w:t>train_loader = DataLoader(train_dataset</w:t>
-      </w:r>
+      <w:proofErr w:type="spellStart"/>
+      <w:r>
+        <w:rPr>
+          <w:color w:val="A9B7C6"/>
+          <w:lang w:val="en-US"/>
+        </w:rPr>
+        <w:t>y_train_tensor</w:t>
+      </w:r>
+      <w:proofErr w:type="spellEnd"/>
+      <w:r>
+        <w:rPr>
+          <w:color w:val="A9B7C6"/>
+          <w:lang w:val="en-US"/>
+        </w:rPr>
+        <w:t>)</w:t>
+      </w:r>
+      <w:r>
+        <w:rPr>
+          <w:color w:val="A9B7C6"/>
+          <w:lang w:val="en-US"/>
+        </w:rPr>
+        <w:br/>
+      </w:r>
+      <w:proofErr w:type="spellStart"/>
+      <w:r>
+        <w:rPr>
+          <w:color w:val="A9B7C6"/>
+          <w:lang w:val="en-US"/>
+        </w:rPr>
+        <w:t>train_loader</w:t>
+      </w:r>
+      <w:proofErr w:type="spellEnd"/>
+      <w:r>
+        <w:rPr>
+          <w:color w:val="A9B7C6"/>
+          <w:lang w:val="en-US"/>
+        </w:rPr>
+        <w:t xml:space="preserve"> = </w:t>
+      </w:r>
+      <w:proofErr w:type="spellStart"/>
+      <w:r>
+        <w:rPr>
+          <w:color w:val="A9B7C6"/>
+          <w:lang w:val="en-US"/>
+        </w:rPr>
+        <w:t>DataLoader</w:t>
+      </w:r>
+      <w:proofErr w:type="spellEnd"/>
+      <w:r>
+        <w:rPr>
+          <w:color w:val="A9B7C6"/>
+          <w:lang w:val="en-US"/>
+        </w:rPr>
+        <w:t>(</w:t>
+      </w:r>
+      <w:proofErr w:type="spellStart"/>
+      <w:r>
+        <w:rPr>
+          <w:color w:val="A9B7C6"/>
+          <w:lang w:val="en-US"/>
+        </w:rPr>
+        <w:t>train_dataset</w:t>
+      </w:r>
+      <w:proofErr w:type="spellEnd"/>
       <w:r>
         <w:rPr>
           <w:color w:val="CC7832"/>
@@ -7087,6 +7190,7 @@
         </w:rPr>
         <w:t xml:space="preserve">, </w:t>
       </w:r>
+      <w:proofErr w:type="spellStart"/>
       <w:r>
         <w:rPr>
           <w:color w:val="AA4926"/>
@@ -7094,6 +7198,7 @@
         </w:rPr>
         <w:t>batch_size</w:t>
       </w:r>
+      <w:proofErr w:type="spellEnd"/>
       <w:r>
         <w:rPr>
           <w:color w:val="A9B7C6"/>
@@ -7197,12 +7302,37 @@
         </w:rPr>
         <w:t xml:space="preserve">class </w:t>
       </w:r>
-      <w:r>
-        <w:rPr>
-          <w:color w:val="A9B7C6"/>
-          <w:lang w:val="en-US"/>
-        </w:rPr>
-        <w:t>SimpleNN (nn.Module):</w:t>
+      <w:proofErr w:type="spellStart"/>
+      <w:r>
+        <w:rPr>
+          <w:color w:val="A9B7C6"/>
+          <w:lang w:val="en-US"/>
+        </w:rPr>
+        <w:t>SimpleNN</w:t>
+      </w:r>
+      <w:proofErr w:type="spellEnd"/>
+      <w:r>
+        <w:rPr>
+          <w:color w:val="A9B7C6"/>
+          <w:lang w:val="en-US"/>
+        </w:rPr>
+        <w:t xml:space="preserve"> (</w:t>
+      </w:r>
+      <w:proofErr w:type="spellStart"/>
+      <w:r>
+        <w:rPr>
+          <w:color w:val="A9B7C6"/>
+          <w:lang w:val="en-US"/>
+        </w:rPr>
+        <w:t>nn.Module</w:t>
+      </w:r>
+      <w:proofErr w:type="spellEnd"/>
+      <w:r>
+        <w:rPr>
+          <w:color w:val="A9B7C6"/>
+          <w:lang w:val="en-US"/>
+        </w:rPr>
+        <w:t>):</w:t>
       </w:r>
       <w:r>
         <w:rPr>
@@ -7224,7 +7354,23 @@
           <w:color w:val="B200B2"/>
           <w:lang w:val="en-US"/>
         </w:rPr>
-        <w:t>__init__</w:t>
+        <w:t>__</w:t>
+      </w:r>
+      <w:proofErr w:type="spellStart"/>
+      <w:r>
+        <w:rPr>
+          <w:color w:val="B200B2"/>
+          <w:lang w:val="en-US"/>
+        </w:rPr>
+        <w:t>init</w:t>
+      </w:r>
+      <w:proofErr w:type="spellEnd"/>
+      <w:r>
+        <w:rPr>
+          <w:color w:val="B200B2"/>
+          <w:lang w:val="en-US"/>
+        </w:rPr>
+        <w:t>__</w:t>
       </w:r>
       <w:r>
         <w:rPr>
@@ -7267,8 +7413,17 @@
           <w:color w:val="A9B7C6"/>
           <w:lang w:val="en-US"/>
         </w:rPr>
-        <w:t>(SimpleNN</w:t>
-      </w:r>
+        <w:t>(</w:t>
+      </w:r>
+      <w:proofErr w:type="spellStart"/>
+      <w:r>
+        <w:rPr>
+          <w:color w:val="A9B7C6"/>
+          <w:lang w:val="en-US"/>
+        </w:rPr>
+        <w:t>SimpleNN</w:t>
+      </w:r>
+      <w:proofErr w:type="spellEnd"/>
       <w:r>
         <w:rPr>
           <w:color w:val="CC7832"/>
@@ -7295,7 +7450,23 @@
           <w:color w:val="B200B2"/>
           <w:lang w:val="en-US"/>
         </w:rPr>
-        <w:t>__init__</w:t>
+        <w:t>__</w:t>
+      </w:r>
+      <w:proofErr w:type="spellStart"/>
+      <w:r>
+        <w:rPr>
+          <w:color w:val="B200B2"/>
+          <w:lang w:val="en-US"/>
+        </w:rPr>
+        <w:t>init</w:t>
+      </w:r>
+      <w:proofErr w:type="spellEnd"/>
+      <w:r>
+        <w:rPr>
+          <w:color w:val="B200B2"/>
+          <w:lang w:val="en-US"/>
+        </w:rPr>
+        <w:t>__</w:t>
       </w:r>
       <w:r>
         <w:rPr>
@@ -7324,7 +7495,23 @@
           <w:color w:val="A9B7C6"/>
           <w:lang w:val="en-US"/>
         </w:rPr>
-        <w:t>.fc1 = nn.Linear(</w:t>
+        <w:t xml:space="preserve">.fc1 = </w:t>
+      </w:r>
+      <w:proofErr w:type="spellStart"/>
+      <w:r>
+        <w:rPr>
+          <w:color w:val="A9B7C6"/>
+          <w:lang w:val="en-US"/>
+        </w:rPr>
+        <w:t>nn.Linear</w:t>
+      </w:r>
+      <w:proofErr w:type="spellEnd"/>
+      <w:r>
+        <w:rPr>
+          <w:color w:val="A9B7C6"/>
+          <w:lang w:val="en-US"/>
+        </w:rPr>
+        <w:t>(</w:t>
       </w:r>
       <w:r>
         <w:rPr>
@@ -7374,7 +7561,23 @@
           <w:color w:val="A9B7C6"/>
           <w:lang w:val="en-US"/>
         </w:rPr>
-        <w:t>.fc2 = nn.Linear(</w:t>
+        <w:t xml:space="preserve">.fc2 = </w:t>
+      </w:r>
+      <w:proofErr w:type="spellStart"/>
+      <w:r>
+        <w:rPr>
+          <w:color w:val="A9B7C6"/>
+          <w:lang w:val="en-US"/>
+        </w:rPr>
+        <w:t>nn.Linear</w:t>
+      </w:r>
+      <w:proofErr w:type="spellEnd"/>
+      <w:r>
+        <w:rPr>
+          <w:color w:val="A9B7C6"/>
+          <w:lang w:val="en-US"/>
+        </w:rPr>
+        <w:t>(</w:t>
       </w:r>
       <w:r>
         <w:rPr>
@@ -7424,7 +7627,23 @@
           <w:color w:val="A9B7C6"/>
           <w:lang w:val="en-US"/>
         </w:rPr>
-        <w:t>.fc3 = nn.Linear(</w:t>
+        <w:t xml:space="preserve">.fc3 = </w:t>
+      </w:r>
+      <w:proofErr w:type="spellStart"/>
+      <w:r>
+        <w:rPr>
+          <w:color w:val="A9B7C6"/>
+          <w:lang w:val="en-US"/>
+        </w:rPr>
+        <w:t>nn.Linear</w:t>
+      </w:r>
+      <w:proofErr w:type="spellEnd"/>
+      <w:r>
+        <w:rPr>
+          <w:color w:val="A9B7C6"/>
+          <w:lang w:val="en-US"/>
+        </w:rPr>
+        <w:t>(</w:t>
       </w:r>
       <w:r>
         <w:rPr>
@@ -7462,6 +7681,7 @@
         <w:br/>
         <w:t xml:space="preserve">        </w:t>
       </w:r>
+      <w:proofErr w:type="spellStart"/>
       <w:r>
         <w:rPr>
           <w:color w:val="94558D"/>
@@ -7474,7 +7694,31 @@
           <w:color w:val="A9B7C6"/>
           <w:lang w:val="en-US"/>
         </w:rPr>
-        <w:t>.relu= nn.ReLU()</w:t>
+        <w:t>.relu</w:t>
+      </w:r>
+      <w:proofErr w:type="spellEnd"/>
+      <w:r>
+        <w:rPr>
+          <w:color w:val="A9B7C6"/>
+          <w:lang w:val="en-US"/>
+        </w:rPr>
+        <w:t xml:space="preserve">= </w:t>
+      </w:r>
+      <w:proofErr w:type="spellStart"/>
+      <w:r>
+        <w:rPr>
+          <w:color w:val="A9B7C6"/>
+          <w:lang w:val="en-US"/>
+        </w:rPr>
+        <w:t>nn.ReLU</w:t>
+      </w:r>
+      <w:proofErr w:type="spellEnd"/>
+      <w:r>
+        <w:rPr>
+          <w:color w:val="A9B7C6"/>
+          <w:lang w:val="en-US"/>
+        </w:rPr>
+        <w:t>()</w:t>
       </w:r>
       <w:r>
         <w:rPr>
@@ -7484,6 +7728,7 @@
         <w:br/>
         <w:t xml:space="preserve">        </w:t>
       </w:r>
+      <w:proofErr w:type="spellStart"/>
       <w:r>
         <w:rPr>
           <w:color w:val="94558D"/>
@@ -7496,7 +7741,31 @@
           <w:color w:val="A9B7C6"/>
           <w:lang w:val="en-US"/>
         </w:rPr>
-        <w:t>.sigmoid = nn.Sigmoid()</w:t>
+        <w:t>.sigmoid</w:t>
+      </w:r>
+      <w:proofErr w:type="spellEnd"/>
+      <w:r>
+        <w:rPr>
+          <w:color w:val="A9B7C6"/>
+          <w:lang w:val="en-US"/>
+        </w:rPr>
+        <w:t xml:space="preserve"> = </w:t>
+      </w:r>
+      <w:proofErr w:type="spellStart"/>
+      <w:r>
+        <w:rPr>
+          <w:color w:val="A9B7C6"/>
+          <w:lang w:val="en-US"/>
+        </w:rPr>
+        <w:t>nn.Sigmoid</w:t>
+      </w:r>
+      <w:proofErr w:type="spellEnd"/>
+      <w:r>
+        <w:rPr>
+          <w:color w:val="A9B7C6"/>
+          <w:lang w:val="en-US"/>
+        </w:rPr>
+        <w:t>()</w:t>
       </w:r>
       <w:r>
         <w:rPr>
@@ -7563,6 +7832,7 @@
         <w:br/>
         <w:t xml:space="preserve">        x = </w:t>
       </w:r>
+      <w:proofErr w:type="spellStart"/>
       <w:r>
         <w:rPr>
           <w:color w:val="94558D"/>
@@ -7575,7 +7845,15 @@
           <w:color w:val="A9B7C6"/>
           <w:lang w:val="en-US"/>
         </w:rPr>
-        <w:t>.relu(</w:t>
+        <w:t>.relu</w:t>
+      </w:r>
+      <w:proofErr w:type="spellEnd"/>
+      <w:r>
+        <w:rPr>
+          <w:color w:val="A9B7C6"/>
+          <w:lang w:val="en-US"/>
+        </w:rPr>
+        <w:t>(</w:t>
       </w:r>
       <w:r>
         <w:rPr>
@@ -7599,6 +7877,7 @@
         <w:br/>
         <w:t xml:space="preserve">        x = </w:t>
       </w:r>
+      <w:proofErr w:type="spellStart"/>
       <w:r>
         <w:rPr>
           <w:color w:val="94558D"/>
@@ -7611,7 +7890,15 @@
           <w:color w:val="A9B7C6"/>
           <w:lang w:val="en-US"/>
         </w:rPr>
-        <w:t>.relu(</w:t>
+        <w:t>.relu</w:t>
+      </w:r>
+      <w:proofErr w:type="spellEnd"/>
+      <w:r>
+        <w:rPr>
+          <w:color w:val="A9B7C6"/>
+          <w:lang w:val="en-US"/>
+        </w:rPr>
+        <w:t>(</w:t>
       </w:r>
       <w:r>
         <w:rPr>
@@ -7635,6 +7922,7 @@
         <w:br/>
         <w:t xml:space="preserve">        x = </w:t>
       </w:r>
+      <w:proofErr w:type="spellStart"/>
       <w:r>
         <w:rPr>
           <w:color w:val="94558D"/>
@@ -7647,7 +7935,15 @@
           <w:color w:val="A9B7C6"/>
           <w:lang w:val="en-US"/>
         </w:rPr>
-        <w:t>.sigmoid(</w:t>
+        <w:t>.sigmoid</w:t>
+      </w:r>
+      <w:proofErr w:type="spellEnd"/>
+      <w:r>
+        <w:rPr>
+          <w:color w:val="A9B7C6"/>
+          <w:lang w:val="en-US"/>
+        </w:rPr>
+        <w:t>(</w:t>
       </w:r>
       <w:r>
         <w:rPr>
@@ -7698,23 +7994,87 @@
           <w:lang w:val="en-US"/>
         </w:rPr>
         <w:br/>
-        <w:t>model = SimpleNN()</w:t>
-      </w:r>
-      <w:r>
-        <w:rPr>
-          <w:color w:val="A9B7C6"/>
-          <w:lang w:val="en-US"/>
-        </w:rPr>
-        <w:br/>
-        <w:t>criterion = nn.BCELoss()</w:t>
-      </w:r>
-      <w:r>
-        <w:rPr>
-          <w:color w:val="A9B7C6"/>
-          <w:lang w:val="en-US"/>
-        </w:rPr>
-        <w:br/>
-        <w:t>optimizer = optim.Adam(model.parameters()</w:t>
+        <w:t xml:space="preserve">model = </w:t>
+      </w:r>
+      <w:proofErr w:type="spellStart"/>
+      <w:r>
+        <w:rPr>
+          <w:color w:val="A9B7C6"/>
+          <w:lang w:val="en-US"/>
+        </w:rPr>
+        <w:t>SimpleNN</w:t>
+      </w:r>
+      <w:proofErr w:type="spellEnd"/>
+      <w:r>
+        <w:rPr>
+          <w:color w:val="A9B7C6"/>
+          <w:lang w:val="en-US"/>
+        </w:rPr>
+        <w:t>()</w:t>
+      </w:r>
+      <w:r>
+        <w:rPr>
+          <w:color w:val="A9B7C6"/>
+          <w:lang w:val="en-US"/>
+        </w:rPr>
+        <w:br/>
+        <w:t xml:space="preserve">criterion = </w:t>
+      </w:r>
+      <w:proofErr w:type="spellStart"/>
+      <w:r>
+        <w:rPr>
+          <w:color w:val="A9B7C6"/>
+          <w:lang w:val="en-US"/>
+        </w:rPr>
+        <w:t>nn.BCELoss</w:t>
+      </w:r>
+      <w:proofErr w:type="spellEnd"/>
+      <w:r>
+        <w:rPr>
+          <w:color w:val="A9B7C6"/>
+          <w:lang w:val="en-US"/>
+        </w:rPr>
+        <w:t>()</w:t>
+      </w:r>
+      <w:r>
+        <w:rPr>
+          <w:color w:val="A9B7C6"/>
+          <w:lang w:val="en-US"/>
+        </w:rPr>
+        <w:br/>
+        <w:t xml:space="preserve">optimizer = </w:t>
+      </w:r>
+      <w:proofErr w:type="spellStart"/>
+      <w:r>
+        <w:rPr>
+          <w:color w:val="A9B7C6"/>
+          <w:lang w:val="en-US"/>
+        </w:rPr>
+        <w:t>optim.Adam</w:t>
+      </w:r>
+      <w:proofErr w:type="spellEnd"/>
+      <w:r>
+        <w:rPr>
+          <w:color w:val="A9B7C6"/>
+          <w:lang w:val="en-US"/>
+        </w:rPr>
+        <w:t>(</w:t>
+      </w:r>
+      <w:proofErr w:type="spellStart"/>
+      <w:r>
+        <w:rPr>
+          <w:color w:val="A9B7C6"/>
+          <w:lang w:val="en-US"/>
+        </w:rPr>
+        <w:t>model.parameters</w:t>
+      </w:r>
+      <w:proofErr w:type="spellEnd"/>
+      <w:r>
+        <w:rPr>
+          <w:color w:val="A9B7C6"/>
+          <w:lang w:val="en-US"/>
+        </w:rPr>
+        <w:t>()</w:t>
       </w:r>
       <w:r>
         <w:rPr>
@@ -7723,6 +8083,7 @@
         </w:rPr>
         <w:t xml:space="preserve">, </w:t>
       </w:r>
+      <w:proofErr w:type="spellStart"/>
       <w:r>
         <w:rPr>
           <w:color w:val="AA4926"/>
@@ -7730,6 +8091,7 @@
         </w:rPr>
         <w:t>lr</w:t>
       </w:r>
+      <w:proofErr w:type="spellEnd"/>
       <w:r>
         <w:rPr>
           <w:color w:val="A9B7C6"/>
@@ -7837,12 +8199,37 @@
         </w:rPr>
         <w:br/>
       </w:r>
-      <w:r>
-        <w:rPr>
-          <w:color w:val="A9B7C6"/>
-          <w:lang w:val="en-US"/>
-        </w:rPr>
-        <w:t>start_time = time.perf_counter()</w:t>
+      <w:proofErr w:type="spellStart"/>
+      <w:r>
+        <w:rPr>
+          <w:color w:val="A9B7C6"/>
+          <w:lang w:val="en-US"/>
+        </w:rPr>
+        <w:t>start_time</w:t>
+      </w:r>
+      <w:proofErr w:type="spellEnd"/>
+      <w:r>
+        <w:rPr>
+          <w:color w:val="A9B7C6"/>
+          <w:lang w:val="en-US"/>
+        </w:rPr>
+        <w:t xml:space="preserve"> = </w:t>
+      </w:r>
+      <w:proofErr w:type="spellStart"/>
+      <w:r>
+        <w:rPr>
+          <w:color w:val="A9B7C6"/>
+          <w:lang w:val="en-US"/>
+        </w:rPr>
+        <w:t>time.perf_counter</w:t>
+      </w:r>
+      <w:proofErr w:type="spellEnd"/>
+      <w:r>
+        <w:rPr>
+          <w:color w:val="A9B7C6"/>
+          <w:lang w:val="en-US"/>
+        </w:rPr>
+        <w:t>()</w:t>
       </w:r>
       <w:r>
         <w:rPr>
@@ -7907,16 +8294,32 @@
           <w:lang w:val="en-US"/>
         </w:rPr>
         <w:br/>
-        <w:t xml:space="preserve">    model.train()</w:t>
-      </w:r>
-      <w:r>
-        <w:rPr>
-          <w:color w:val="A9B7C6"/>
-          <w:lang w:val="en-US"/>
-        </w:rPr>
-        <w:br/>
         <w:t xml:space="preserve">    </w:t>
       </w:r>
+      <w:proofErr w:type="spellStart"/>
+      <w:r>
+        <w:rPr>
+          <w:color w:val="A9B7C6"/>
+          <w:lang w:val="en-US"/>
+        </w:rPr>
+        <w:t>model.train</w:t>
+      </w:r>
+      <w:proofErr w:type="spellEnd"/>
+      <w:r>
+        <w:rPr>
+          <w:color w:val="A9B7C6"/>
+          <w:lang w:val="en-US"/>
+        </w:rPr>
+        <w:t>()</w:t>
+      </w:r>
+      <w:r>
+        <w:rPr>
+          <w:color w:val="A9B7C6"/>
+          <w:lang w:val="en-US"/>
+        </w:rPr>
+        <w:br/>
+        <w:t xml:space="preserve">    </w:t>
+      </w:r>
       <w:r>
         <w:rPr>
           <w:color w:val="CC7832"/>
@@ -7924,6 +8327,7 @@
         </w:rPr>
         <w:t xml:space="preserve">for </w:t>
       </w:r>
+      <w:proofErr w:type="spellStart"/>
       <w:r>
         <w:rPr>
           <w:color w:val="A9B7C6"/>
@@ -7931,6 +8335,7 @@
         </w:rPr>
         <w:t>batch_X</w:t>
       </w:r>
+      <w:proofErr w:type="spellEnd"/>
       <w:r>
         <w:rPr>
           <w:color w:val="CC7832"/>
@@ -7938,12 +8343,21 @@
         </w:rPr>
         <w:t xml:space="preserve">, </w:t>
       </w:r>
-      <w:r>
-        <w:rPr>
-          <w:color w:val="A9B7C6"/>
-          <w:lang w:val="en-US"/>
-        </w:rPr>
-        <w:t xml:space="preserve">batch_y </w:t>
+      <w:proofErr w:type="spellStart"/>
+      <w:r>
+        <w:rPr>
+          <w:color w:val="A9B7C6"/>
+          <w:lang w:val="en-US"/>
+        </w:rPr>
+        <w:t>batch_y</w:t>
+      </w:r>
+      <w:proofErr w:type="spellEnd"/>
+      <w:r>
+        <w:rPr>
+          <w:color w:val="A9B7C6"/>
+          <w:lang w:val="en-US"/>
+        </w:rPr>
+        <w:t xml:space="preserve"> </w:t>
       </w:r>
       <w:r>
         <w:rPr>
@@ -7952,28 +8366,69 @@
         </w:rPr>
         <w:t xml:space="preserve">in </w:t>
       </w:r>
-      <w:r>
-        <w:rPr>
-          <w:color w:val="A9B7C6"/>
-          <w:lang w:val="en-US"/>
-        </w:rPr>
-        <w:t>train_loader:</w:t>
-      </w:r>
-      <w:r>
-        <w:rPr>
-          <w:color w:val="A9B7C6"/>
-          <w:lang w:val="en-US"/>
-        </w:rPr>
-        <w:br/>
-        <w:t xml:space="preserve">        optimizer.zero_grad()</w:t>
-      </w:r>
-      <w:r>
-        <w:rPr>
-          <w:color w:val="A9B7C6"/>
-          <w:lang w:val="en-US"/>
-        </w:rPr>
-        <w:br/>
-        <w:t xml:space="preserve">        outputs = model (batch_X)</w:t>
+      <w:proofErr w:type="spellStart"/>
+      <w:r>
+        <w:rPr>
+          <w:color w:val="A9B7C6"/>
+          <w:lang w:val="en-US"/>
+        </w:rPr>
+        <w:t>train_loader</w:t>
+      </w:r>
+      <w:proofErr w:type="spellEnd"/>
+      <w:r>
+        <w:rPr>
+          <w:color w:val="A9B7C6"/>
+          <w:lang w:val="en-US"/>
+        </w:rPr>
+        <w:t>:</w:t>
+      </w:r>
+      <w:r>
+        <w:rPr>
+          <w:color w:val="A9B7C6"/>
+          <w:lang w:val="en-US"/>
+        </w:rPr>
+        <w:br/>
+        <w:t xml:space="preserve">        </w:t>
+      </w:r>
+      <w:proofErr w:type="spellStart"/>
+      <w:r>
+        <w:rPr>
+          <w:color w:val="A9B7C6"/>
+          <w:lang w:val="en-US"/>
+        </w:rPr>
+        <w:t>optimizer.zero_grad</w:t>
+      </w:r>
+      <w:proofErr w:type="spellEnd"/>
+      <w:r>
+        <w:rPr>
+          <w:color w:val="A9B7C6"/>
+          <w:lang w:val="en-US"/>
+        </w:rPr>
+        <w:t>()</w:t>
+      </w:r>
+      <w:r>
+        <w:rPr>
+          <w:color w:val="A9B7C6"/>
+          <w:lang w:val="en-US"/>
+        </w:rPr>
+        <w:br/>
+        <w:t xml:space="preserve">        outputs = model (</w:t>
+      </w:r>
+      <w:proofErr w:type="spellStart"/>
+      <w:r>
+        <w:rPr>
+          <w:color w:val="A9B7C6"/>
+          <w:lang w:val="en-US"/>
+        </w:rPr>
+        <w:t>batch_X</w:t>
+      </w:r>
+      <w:proofErr w:type="spellEnd"/>
+      <w:r>
+        <w:rPr>
+          <w:color w:val="A9B7C6"/>
+          <w:lang w:val="en-US"/>
+        </w:rPr>
+        <w:t>)</w:t>
       </w:r>
       <w:r>
         <w:rPr>
@@ -7990,28 +8445,69 @@
         </w:rPr>
         <w:t xml:space="preserve">, </w:t>
       </w:r>
-      <w:r>
-        <w:rPr>
-          <w:color w:val="A9B7C6"/>
-          <w:lang w:val="en-US"/>
-        </w:rPr>
-        <w:t>batch_y)</w:t>
-      </w:r>
-      <w:r>
-        <w:rPr>
-          <w:color w:val="A9B7C6"/>
-          <w:lang w:val="en-US"/>
-        </w:rPr>
-        <w:br/>
-        <w:t xml:space="preserve">        loss.backward()</w:t>
-      </w:r>
-      <w:r>
-        <w:rPr>
-          <w:color w:val="A9B7C6"/>
-          <w:lang w:val="en-US"/>
-        </w:rPr>
-        <w:br/>
-        <w:t xml:space="preserve">        optimizer.step()</w:t>
+      <w:proofErr w:type="spellStart"/>
+      <w:r>
+        <w:rPr>
+          <w:color w:val="A9B7C6"/>
+          <w:lang w:val="en-US"/>
+        </w:rPr>
+        <w:t>batch_y</w:t>
+      </w:r>
+      <w:proofErr w:type="spellEnd"/>
+      <w:r>
+        <w:rPr>
+          <w:color w:val="A9B7C6"/>
+          <w:lang w:val="en-US"/>
+        </w:rPr>
+        <w:t>)</w:t>
+      </w:r>
+      <w:r>
+        <w:rPr>
+          <w:color w:val="A9B7C6"/>
+          <w:lang w:val="en-US"/>
+        </w:rPr>
+        <w:br/>
+        <w:t xml:space="preserve">        </w:t>
+      </w:r>
+      <w:proofErr w:type="spellStart"/>
+      <w:r>
+        <w:rPr>
+          <w:color w:val="A9B7C6"/>
+          <w:lang w:val="en-US"/>
+        </w:rPr>
+        <w:t>loss.backward</w:t>
+      </w:r>
+      <w:proofErr w:type="spellEnd"/>
+      <w:r>
+        <w:rPr>
+          <w:color w:val="A9B7C6"/>
+          <w:lang w:val="en-US"/>
+        </w:rPr>
+        <w:t>()</w:t>
+      </w:r>
+      <w:r>
+        <w:rPr>
+          <w:color w:val="A9B7C6"/>
+          <w:lang w:val="en-US"/>
+        </w:rPr>
+        <w:br/>
+        <w:t xml:space="preserve">        </w:t>
+      </w:r>
+      <w:proofErr w:type="spellStart"/>
+      <w:r>
+        <w:rPr>
+          <w:color w:val="A9B7C6"/>
+          <w:lang w:val="en-US"/>
+        </w:rPr>
+        <w:t>optimizer.step</w:t>
+      </w:r>
+      <w:proofErr w:type="spellEnd"/>
+      <w:r>
+        <w:rPr>
+          <w:color w:val="A9B7C6"/>
+          <w:lang w:val="en-US"/>
+        </w:rPr>
+        <w:t>()</w:t>
       </w:r>
       <w:r>
         <w:rPr>
@@ -8068,16 +8564,87 @@
           <w:lang w:val="en-US"/>
         </w:rPr>
         <w:br/>
-        <w:t>end_time = time.perf_counter()</w:t>
-      </w:r>
-      <w:r>
-        <w:rPr>
-          <w:color w:val="A9B7C6"/>
-          <w:lang w:val="en-US"/>
-        </w:rPr>
-        <w:br/>
-        <w:t>execution_time = end_time - start_time</w:t>
-      </w:r>
+      </w:r>
+      <w:proofErr w:type="spellStart"/>
+      <w:r>
+        <w:rPr>
+          <w:color w:val="A9B7C6"/>
+          <w:lang w:val="en-US"/>
+        </w:rPr>
+        <w:t>end_time</w:t>
+      </w:r>
+      <w:proofErr w:type="spellEnd"/>
+      <w:r>
+        <w:rPr>
+          <w:color w:val="A9B7C6"/>
+          <w:lang w:val="en-US"/>
+        </w:rPr>
+        <w:t xml:space="preserve"> = </w:t>
+      </w:r>
+      <w:proofErr w:type="spellStart"/>
+      <w:r>
+        <w:rPr>
+          <w:color w:val="A9B7C6"/>
+          <w:lang w:val="en-US"/>
+        </w:rPr>
+        <w:t>time.perf_counter</w:t>
+      </w:r>
+      <w:proofErr w:type="spellEnd"/>
+      <w:r>
+        <w:rPr>
+          <w:color w:val="A9B7C6"/>
+          <w:lang w:val="en-US"/>
+        </w:rPr>
+        <w:t>()</w:t>
+      </w:r>
+      <w:r>
+        <w:rPr>
+          <w:color w:val="A9B7C6"/>
+          <w:lang w:val="en-US"/>
+        </w:rPr>
+        <w:br/>
+      </w:r>
+      <w:proofErr w:type="spellStart"/>
+      <w:r>
+        <w:rPr>
+          <w:color w:val="A9B7C6"/>
+          <w:lang w:val="en-US"/>
+        </w:rPr>
+        <w:t>execution_time</w:t>
+      </w:r>
+      <w:proofErr w:type="spellEnd"/>
+      <w:r>
+        <w:rPr>
+          <w:color w:val="A9B7C6"/>
+          <w:lang w:val="en-US"/>
+        </w:rPr>
+        <w:t xml:space="preserve"> = </w:t>
+      </w:r>
+      <w:proofErr w:type="spellStart"/>
+      <w:r>
+        <w:rPr>
+          <w:color w:val="A9B7C6"/>
+          <w:lang w:val="en-US"/>
+        </w:rPr>
+        <w:t>end_time</w:t>
+      </w:r>
+      <w:proofErr w:type="spellEnd"/>
+      <w:r>
+        <w:rPr>
+          <w:color w:val="A9B7C6"/>
+          <w:lang w:val="en-US"/>
+        </w:rPr>
+        <w:t xml:space="preserve"> - </w:t>
+      </w:r>
+      <w:proofErr w:type="spellStart"/>
+      <w:r>
+        <w:rPr>
+          <w:color w:val="A9B7C6"/>
+          <w:lang w:val="en-US"/>
+        </w:rPr>
+        <w:t>start_time</w:t>
+      </w:r>
+      <w:proofErr w:type="spellEnd"/>
       <w:r>
         <w:rPr>
           <w:color w:val="A9B7C6"/>
@@ -8242,12 +8809,21 @@
         </w:rPr>
         <w:br/>
       </w:r>
-      <w:r>
-        <w:rPr>
-          <w:color w:val="A9B7C6"/>
-          <w:lang w:val="en-US"/>
-        </w:rPr>
-        <w:t>model.eval()</w:t>
+      <w:proofErr w:type="spellStart"/>
+      <w:r>
+        <w:rPr>
+          <w:color w:val="A9B7C6"/>
+          <w:lang w:val="en-US"/>
+        </w:rPr>
+        <w:t>model.eval</w:t>
+      </w:r>
+      <w:proofErr w:type="spellEnd"/>
+      <w:r>
+        <w:rPr>
+          <w:color w:val="A9B7C6"/>
+          <w:lang w:val="en-US"/>
+        </w:rPr>
+        <w:t>()</w:t>
       </w:r>
       <w:r>
         <w:rPr>
@@ -8263,28 +8839,85 @@
         </w:rPr>
         <w:t xml:space="preserve">with </w:t>
       </w:r>
-      <w:r>
-        <w:rPr>
-          <w:color w:val="A9B7C6"/>
-          <w:lang w:val="en-US"/>
-        </w:rPr>
-        <w:t>torch.no_grad():</w:t>
-      </w:r>
-      <w:r>
-        <w:rPr>
-          <w:color w:val="A9B7C6"/>
-          <w:lang w:val="en-US"/>
-        </w:rPr>
-        <w:br/>
-        <w:t xml:space="preserve">    test_outputs = model(X_test_tensor)</w:t>
-      </w:r>
-      <w:r>
-        <w:rPr>
-          <w:color w:val="A9B7C6"/>
-          <w:lang w:val="en-US"/>
-        </w:rPr>
-        <w:br/>
-        <w:t xml:space="preserve">    predicted = (test_outputs &gt; </w:t>
+      <w:proofErr w:type="spellStart"/>
+      <w:r>
+        <w:rPr>
+          <w:color w:val="A9B7C6"/>
+          <w:lang w:val="en-US"/>
+        </w:rPr>
+        <w:t>torch.no_grad</w:t>
+      </w:r>
+      <w:proofErr w:type="spellEnd"/>
+      <w:r>
+        <w:rPr>
+          <w:color w:val="A9B7C6"/>
+          <w:lang w:val="en-US"/>
+        </w:rPr>
+        <w:t>():</w:t>
+      </w:r>
+      <w:r>
+        <w:rPr>
+          <w:color w:val="A9B7C6"/>
+          <w:lang w:val="en-US"/>
+        </w:rPr>
+        <w:br/>
+        <w:t xml:space="preserve">    </w:t>
+      </w:r>
+      <w:proofErr w:type="spellStart"/>
+      <w:r>
+        <w:rPr>
+          <w:color w:val="A9B7C6"/>
+          <w:lang w:val="en-US"/>
+        </w:rPr>
+        <w:t>test_outputs</w:t>
+      </w:r>
+      <w:proofErr w:type="spellEnd"/>
+      <w:r>
+        <w:rPr>
+          <w:color w:val="A9B7C6"/>
+          <w:lang w:val="en-US"/>
+        </w:rPr>
+        <w:t xml:space="preserve"> = model(</w:t>
+      </w:r>
+      <w:proofErr w:type="spellStart"/>
+      <w:r>
+        <w:rPr>
+          <w:color w:val="A9B7C6"/>
+          <w:lang w:val="en-US"/>
+        </w:rPr>
+        <w:t>X_test_tensor</w:t>
+      </w:r>
+      <w:proofErr w:type="spellEnd"/>
+      <w:r>
+        <w:rPr>
+          <w:color w:val="A9B7C6"/>
+          <w:lang w:val="en-US"/>
+        </w:rPr>
+        <w:t>)</w:t>
+      </w:r>
+      <w:r>
+        <w:rPr>
+          <w:color w:val="A9B7C6"/>
+          <w:lang w:val="en-US"/>
+        </w:rPr>
+        <w:br/>
+        <w:t xml:space="preserve">    predicted = (</w:t>
+      </w:r>
+      <w:proofErr w:type="spellStart"/>
+      <w:r>
+        <w:rPr>
+          <w:color w:val="A9B7C6"/>
+          <w:lang w:val="en-US"/>
+        </w:rPr>
+        <w:t>test_outputs</w:t>
+      </w:r>
+      <w:proofErr w:type="spellEnd"/>
+      <w:r>
+        <w:rPr>
+          <w:color w:val="A9B7C6"/>
+          <w:lang w:val="en-US"/>
+        </w:rPr>
+        <w:t xml:space="preserve"> &gt; </w:t>
       </w:r>
       <w:r>
         <w:rPr>
@@ -8306,7 +8939,23 @@
           <w:lang w:val="en-US"/>
         </w:rPr>
         <w:br/>
-        <w:t xml:space="preserve">    accuracy = (predicted == y_test).float().mean()</w:t>
+        <w:t xml:space="preserve">    accuracy = (predicted == </w:t>
+      </w:r>
+      <w:proofErr w:type="spellStart"/>
+      <w:r>
+        <w:rPr>
+          <w:color w:val="A9B7C6"/>
+          <w:lang w:val="en-US"/>
+        </w:rPr>
+        <w:t>y_test</w:t>
+      </w:r>
+      <w:proofErr w:type="spellEnd"/>
+      <w:r>
+        <w:rPr>
+          <w:color w:val="A9B7C6"/>
+          <w:lang w:val="en-US"/>
+        </w:rPr>
+        <w:t>).float().mean()</w:t>
       </w:r>
       <w:r>
         <w:rPr>
@@ -8337,14 +8986,12 @@
         </w:rPr>
         <w:t>f"</w:t>
       </w:r>
-      <w:proofErr w:type="spellStart"/>
       <w:r>
         <w:rPr>
           <w:color w:val="6A8759"/>
         </w:rPr>
         <w:t>Т</w:t>
       </w:r>
-      <w:proofErr w:type="spellEnd"/>
       <w:r>
         <w:rPr>
           <w:color w:val="6A8759"/>
@@ -8365,7 +9012,23 @@
           <w:color w:val="6A8759"/>
           <w:lang w:val="en-US"/>
         </w:rPr>
-        <w:t xml:space="preserve"> PyTorch: </w:t>
+        <w:t xml:space="preserve"> </w:t>
+      </w:r>
+      <w:proofErr w:type="spellStart"/>
+      <w:r>
+        <w:rPr>
+          <w:color w:val="6A8759"/>
+          <w:lang w:val="en-US"/>
+        </w:rPr>
+        <w:t>PyTorch</w:t>
+      </w:r>
+      <w:proofErr w:type="spellEnd"/>
+      <w:r>
+        <w:rPr>
+          <w:color w:val="6A8759"/>
+          <w:lang w:val="en-US"/>
+        </w:rPr>
+        <w:t xml:space="preserve">: </w:t>
       </w:r>
       <w:r>
         <w:rPr>
@@ -8440,6 +9103,50 @@
           <w:lang w:val="en-US"/>
         </w:rPr>
       </w:pPr>
+      <w:r>
+        <w:rPr>
+          <w:rFonts w:ascii="Times New Roman" w:hAnsi="Times New Roman" w:cs="Times New Roman"/>
+          <w:sz w:val="28"/>
+          <w:lang w:val="en-US"/>
+        </w:rPr>
+        <w:drawing>
+          <wp:inline distT="0" distB="0" distL="0" distR="0" wp14:anchorId="395C90A4" wp14:editId="390DC503">
+            <wp:extent cx="5940425" cy="2342515"/>
+            <wp:effectExtent l="0" t="0" r="3175" b="635"/>
+            <wp:docPr id="1" name="Рисунок 1"/>
+            <wp:cNvGraphicFramePr>
+              <a:graphicFrameLocks xmlns:a="http://schemas.openxmlformats.org/drawingml/2006/main" noChangeAspect="1"/>
+            </wp:cNvGraphicFramePr>
+            <a:graphic xmlns:a="http://schemas.openxmlformats.org/drawingml/2006/main">
+              <a:graphicData uri="http://schemas.openxmlformats.org/drawingml/2006/picture">
+                <pic:pic xmlns:pic="http://schemas.openxmlformats.org/drawingml/2006/picture">
+                  <pic:nvPicPr>
+                    <pic:cNvPr id="1" name=""/>
+                    <pic:cNvPicPr/>
+                  </pic:nvPicPr>
+                  <pic:blipFill>
+                    <a:blip r:embed="rId5"/>
+                    <a:stretch>
+                      <a:fillRect/>
+                    </a:stretch>
+                  </pic:blipFill>
+                  <pic:spPr>
+                    <a:xfrm>
+                      <a:off x="0" y="0"/>
+                      <a:ext cx="5940425" cy="2342515"/>
+                    </a:xfrm>
+                    <a:prstGeom prst="rect">
+                      <a:avLst/>
+                    </a:prstGeom>
+                  </pic:spPr>
+                </pic:pic>
+              </a:graphicData>
+            </a:graphic>
+          </wp:inline>
+        </w:drawing>
+      </w:r>
+      <w:bookmarkStart w:id="0" w:name="_GoBack"/>
+      <w:bookmarkEnd w:id="0"/>
     </w:p>
     <w:sectPr>
       <w:pgSz w:w="11906" w:h="16838"/>
